--- a/Docs/团队工作流程_04组_邱深缘_8002124213.docx
+++ b/Docs/团队工作流程_04组_邱深缘_8002124213.docx
@@ -148,6 +148,17 @@
       </w:pPr>
       <w:r>
         <w:t>全体成员在此声明：《团队工作流程》文档已由全体成员讨论并理解。全体成员承诺遵守本文档约定的各项协作规则，平等地参与项目的写作、编辑与展示。</w:t>
+      </w:r>
+    </w:p>
+    <w:p>
+      <w:pPr>
+        <w:ind w:firstLine="480"/>
+        <w:rPr>
+          <w:rFonts w:hint="eastAsia"/>
+        </w:rPr>
+      </w:pPr>
+      <w:r>
+        <w:t>时间投入承诺：在本学期项目期间，每位成员每周为项目投入不少于6小时（含团队会议与个人工作）。</w:t>
       </w:r>
     </w:p>
     <w:p>
@@ -470,7 +481,7 @@
         <w:rPr>
           <w:rFonts w:hint="eastAsia"/>
         </w:rPr>
-        <w:t>我具备</w:t>
+        <w:t>我</w:t>
       </w:r>
       <w:r>
         <w:t>富有创意，对游戏玩法与视觉表现有浓厚兴趣，熟悉主流游戏的艺术风格与界面设计趋势，善于将创意想法转化为具体设计。掌握Photoshop、Figma等常用设计工具，能独立完成界面稿与视觉风格规范，善于把玩法概念转化为清晰的视觉方案。</w:t>
@@ -592,7 +603,7 @@
         <w:rPr>
           <w:rFonts w:hint="eastAsia"/>
         </w:rPr>
-        <w:t>我的</w:t>
+        <w:t>我</w:t>
       </w:r>
       <w:r>
         <w:t>编程基础扎实，逻辑思维清晰，对游戏引擎与系统架构有浓厚兴趣，乐于钻研技术难题。熟悉C++与面向对象设计，了解Unreal</w:t>
@@ -722,10 +733,10 @@
         <w:rPr>
           <w:rFonts w:hint="eastAsia"/>
         </w:rPr>
-        <w:t>我对于</w:t>
-      </w:r>
-      <w:r>
-        <w:t>关卡设计与玩法细节有热情，注重玩家体验，乐于在设计中打磨细节。能使用引擎关卡编辑器搭建场景原型，对关卡节奏、空间布局与玩家引导有较好的把握。</w:t>
+        <w:t>我对</w:t>
+      </w:r>
+      <w:r>
+        <w:t>关卡设计与玩法细节充满热情，注重玩家体验，乐于在设计中打磨细节。能使用引擎关卡编辑器搭建场景原型，对关卡节奏、空间布局与玩家引导有较好的把握。</w:t>
       </w:r>
     </w:p>
     <w:p>
@@ -1023,7 +1034,7 @@
         </w:rPr>
       </w:pPr>
       <w:r>
-        <w:t>设计文档、任务表等团队资料统一存放于团队共享文件夹（Gitee私有仓库的Docs目录），始终保持一份最新版本，避免多份拷贝造成混乱。会议记录按周汇总至在线共享文档，便于全体成员与授课教师随时查阅。</w:t>
+        <w:t>《团队工作流程》是团队文件夹中创建的第一份文档；此后所有团队工作文档均在团队文件夹内创建、修改与保存。设计文档、任务表等团队资料统一存放于团队共享文件夹（Gitee私有仓库的Docs目录），始终保持一份最新版本，避免多份拷贝造成混乱。会议记录按周汇总至在线共享文档，便于全体成员与授课教师随时查阅。</w:t>
       </w:r>
     </w:p>
     <w:p>
@@ -1718,31 +1729,7 @@
         </w:rPr>
       </w:pPr>
       <w:r>
-        <w:t>建立沟通渠道：成员可</w:t>
-      </w:r>
-      <w:r>
-        <w:rPr>
-          <w:rFonts w:hint="eastAsia"/>
-        </w:rPr>
-        <w:t>匿名</w:t>
-      </w:r>
-      <w:r>
-        <w:t>提出问题</w:t>
-      </w:r>
-      <w:r>
-        <w:rPr>
-          <w:rFonts w:hint="eastAsia"/>
-        </w:rPr>
-        <w:t>做到对事不对人</w:t>
-      </w:r>
-      <w:r>
-        <w:rPr>
-          <w:rFonts w:hint="eastAsia"/>
-        </w:rPr>
-        <w:t>，但是必须有理有据</w:t>
-      </w:r>
-      <w:r>
-        <w:t>，使冲突能够在不归咎于任何人、也不立即涉及老师的前提下，于团队内部解决。</w:t>
+        <w:t>建立沟通渠道：设立匿名反馈渠道（团队在线文档中的匿名提问区），成员可匿名提出问题，反馈时做到对事不对人、有理有据，使冲突能够在不归咎于任何人、也不立即涉及老师的前提下，于团队内部解决。</w:t>
       </w:r>
     </w:p>
     <w:p>
